--- a/work/tittel/tittel_robocza.docx
+++ b/work/tittel/tittel_robocza.docx
@@ -189,7 +189,7 @@
         <w:pStyle w:val="BodyText"/>
       </w:pPr>
       <w:r>
-        <w:t xml:space="preserve">Na tych teoretycznych podstawach część trzecia omawia wczesnonowożytną historię i ustawodawstwo niemieckie dotyczące pojęcia „Cygana” przez pryzmat zarówno ujęcia Kantowskiego, jak i Marksowskiego. Część ostatnia przynosi wstępne wskazówki dotyczące splatania się argumentacji społecznych i rasowych w antycygańskich debatach powojennych i podsuwa pomysły na współczesne podejście do analizy antycyganizmu.</w:t>
+        <w:t xml:space="preserve">Na tych teoretycznych podstawach część trzecia omawia wczesnonowożytną historię i ustawodawstwo niemieckie dotyczące pojęcia „Cygana” przez pryzmat zarówno ujęcia kantowskiego, jak i marksowskiego. Część ostatnia przynosi wstępne wskazówki dotyczące splatania się argumentacji społecznych i rasowych w antycygańskich debatach powojennych i podsuwa pomysły na współczesne podejście do analizy antycyganizmu.</w:t>
       </w:r>
     </w:p>
     <w:p>
@@ -500,7 +500,7 @@
         <w:footnoteReference w:id="41"/>
       </w:r>
       <w:r>
-        <w:t xml:space="preserve">. Właśnie to Kantowskie wyjaśnienie, dlaczego pewną grupę ludzi postrzegano jako grupę odbiegającą od normy i nazywano „Cyganami”, ma kluczowe znaczenie dla mojej argumentacji w niniejszym artykule.</w:t>
+        <w:t xml:space="preserve">. Właśnie to kantowskie wyjaśnienie, dlaczego pewną grupę ludzi postrzegano jako grupę odbiegającą od normy i nazywano „Cyganami”, ma kluczowe znaczenie dla mojej argumentacji w niniejszym artykule.</w:t>
       </w:r>
     </w:p>
     <w:p>
@@ -959,7 +959,7 @@
         <w:t xml:space="preserve">vagabondage</w:t>
       </w:r>
       <w:r>
-        <w:t xml:space="preserve">) – zjawiska często kojarzonego z „Cyganami” – jako problemu społecznego. Nie ujmuje włóczęgostwa w związku z rasą, lecz jako zjawisko spowodowane przez rządzących i utrwalone w strukturach społeczno-ekonomicznych, które prowadziły do pauperyzmu i ubóstwa. Choć niektórzy badacze zwracali uwagę na podobieństwa między ogólnym obrazem „Cyganów” a Marksowskimi opisami lumpenproletariatu w</w:t>
+        <w:t xml:space="preserve">) – zjawiska często kojarzonego z „Cyganami” – jako problemu społecznego. Nie ujmuje włóczęgostwa w związku z rasą, lecz jako zjawisko spowodowane przez rządzących i utrwalone w strukturach społeczno-ekonomicznych, które prowadziły do pauperyzmu i ubóstwa. Choć niektórzy badacze zwracali uwagę na podobieństwa między ogólnym obrazem „Cyganów” a marksowskimi opisami lumpenproletariatu w</w:t>
       </w:r>
       <w:r>
         <w:t xml:space="preserve"> </w:t>
@@ -1844,7 +1844,7 @@
         <w:pStyle w:val="BodyText"/>
       </w:pPr>
       <w:r>
-        <w:t xml:space="preserve">Myśl Marksa nie dostarcza jednak wystarczających narzędzi, by wyjaśnić, dlaczego wielu byłych chłopów zdołało z czasem zintegrować się z nowym systemem gospodarczym, podczas gdy innych postrzegano jako członków określonych grup, takich jak „Cyganie”, i napotykali oni większe trudności, gdyż ich wizerunek związał się ze szczególnym statusem społecznym włóczęgów i przestępców. Tu właśnie sięgnięcie po Kantowską interpretację statusu „Cyganów” nabiera sensu. Kant podkreśla ich odmienność, traktując ich pochodzenie, język i barwę skóry jako znamiona ich rzekomej niezdolności do przystosowania się, i w ten sposób utrwala urasowiony obraz tej jednorodnej grupy, obecny także u współczesnych mu autorów. W swoim opisie ras ludzkich przypisuje niezdolność do przystosowania się wszystkim ludom pozaeuropejskim. Można to odczytać jako projekcję i esencjalizację różnic zamiast rozumienia stanu rzeczy jako rezultatu procesów społeczno-ekonomicznych. Z perspektywy władców wczesnej nowożytności jest prawdopodobne, że myślenie w kategoriach rasy odgrywało zasadniczą rolę w polityce, która wprost wykluczała „Cyganów”, utrzymując ich w stanie niepewności bytu. Co więcej, „Cyganie” padli ofiarą sprzeczności systemu, który usiłował zmusić jak najwięcej ludzi do wejścia w szeregi siły roboczej, a jednocześnie wymagał wykluczenia pewnej grupy ludzi, by maksymalizować zysk – jak Marks wyjaśnił to w odniesieniu do włóczęgów. Deprecjonowanie określonych grup i ożywianie antycznego dyskursu o barbarzyńcach było w tym momencie wygodną strategią. O ile debata społeczna mogła przesłaniać ukryte w niej implikacje rasowe, o tyle debata rasowa z łatwością przesłaniała społeczne przyczyny utrzymującej się dyskryminacji. Co więcej, elastyczność kategorii „Cygan”, obejmującej zarówno aspekty rasowe, jak i społeczne, pozostawiała pole dla niepewności. Jako przeciwkategoria wobec mieszczaństwa sugerowała ona, że zachowanie odbiegające od normy stanowi stałe zagrożenie: w każdej chwili każdy, kto nie zachowywał się zgodnie z normami, mógł równie dobrze znaleźć się w tej kategorii.</w:t>
+        <w:t xml:space="preserve">Myśl Marksa nie dostarcza jednak wystarczających narzędzi, by wyjaśnić, dlaczego wielu byłych chłopów zdołało z czasem zintegrować się z nowym systemem gospodarczym, podczas gdy innych postrzegano jako członków określonych grup, takich jak „Cyganie”, i napotykali oni większe trudności, gdyż ich wizerunek związał się ze szczególnym statusem społecznym włóczęgów i przestępców. Tu właśnie sięgnięcie po kantowską interpretację statusu „Cyganów” nabiera sensu. Kant podkreśla ich odmienność, traktując ich pochodzenie, język i barwę skóry jako znamiona ich rzekomej niezdolności do przystosowania się, i w ten sposób utrwala urasowiony obraz tej jednorodnej grupy, obecny także u współczesnych mu autorów. W swoim opisie ras ludzkich przypisuje niezdolność do przystosowania się wszystkim ludom pozaeuropejskim. Można to odczytać jako projekcję i esencjalizację różnic zamiast rozumienia stanu rzeczy jako rezultatu procesów społeczno-ekonomicznych. Z perspektywy władców wczesnej nowożytności jest prawdopodobne, że myślenie w kategoriach rasy odgrywało zasadniczą rolę w polityce, która wprost wykluczała „Cyganów”, utrzymując ich w stanie niepewności bytu. Co więcej, „Cyganie” padli ofiarą sprzeczności systemu, który usiłował zmusić jak najwięcej ludzi do wejścia w szeregi siły roboczej, a jednocześnie wymagał wykluczenia pewnej grupy ludzi, by maksymalizować zysk – jak Marks wyjaśnił to w odniesieniu do włóczęgów. Deprecjonowanie określonych grup i ożywianie antycznego dyskursu o barbarzyńcach było w tym momencie wygodną strategią. O ile debata społeczna mogła przesłaniać ukryte w niej implikacje rasowe, o tyle debata rasowa z łatwością przesłaniała społeczne przyczyny utrzymującej się dyskryminacji. Co więcej, elastyczność kategorii „Cygan”, obejmującej zarówno aspekty rasowe, jak i społeczne, pozostawiała pole dla niepewności. Jako przeciwkategoria wobec mieszczaństwa sugerowała ona, że zachowanie odbiegające od normy stanowi stałe zagrożenie: w każdej chwili każdy, kto nie zachowywał się zgodnie z normami, mógł równie dobrze znaleźć się w tej kategorii.</w:t>
       </w:r>
     </w:p>
     <w:p>
@@ -3594,7 +3594,7 @@
         <w:t xml:space="preserve"> </w:t>
       </w:r>
       <w:r>
-        <w:t xml:space="preserve">Niektórzy badacze krytykowali Marksowskie pojęcie akumulacji pierwotnej jako zbyt europocentryczne (</w:t>
+        <w:t xml:space="preserve">Niektórzy badacze krytykowali marksowskie pojęcie akumulacji pierwotnej jako zbyt europocentryczne (</w:t>
       </w:r>
       <w:r>
         <w:t xml:space="preserve">[@amin1974]</w:t>

--- a/work/tittel/tittel_robocza.docx
+++ b/work/tittel/tittel_robocza.docx
@@ -47,7 +47,7 @@
         <w:pStyle w:val="Heading1"/>
       </w:pPr>
       <w:r>
-        <w:t xml:space="preserve">1. Wstęp</w:t>
+        <w:t xml:space="preserve">Wstęp</w:t>
       </w:r>
     </w:p>
     <w:p>
@@ -189,7 +189,7 @@
         <w:pStyle w:val="BodyText"/>
       </w:pPr>
       <w:r>
-        <w:t xml:space="preserve">Na tych teoretycznych podstawach część trzecia omawia wczesnonowożytną historię i ustawodawstwo niemieckie dotyczące pojęcia „Cygana” przez pryzmat zarówno ujęcia kantowskiego, jak i marksowskiego. Część ostatnia przynosi wstępne wskazówki dotyczące splatania się argumentacji społecznych i rasowych w antycygańskich debatach powojennych i podsuwa pomysły na współczesne podejście do analizy antycyganizmu.</w:t>
+        <w:t xml:space="preserve">Na tych teoretycznych podstawach kolejna część omawia wczesnonowożytną historię i ustawodawstwo niemieckie dotyczące pojęcia „Cygana” przez pryzmat zarówno ujęcia kantowskiego, jak i marksowskiego. Część ostatnia przynosi wstępne wskazówki dotyczące splatania się argumentacji społecznych i rasowych w antycygańskich debatach powojennych i podsuwa pomysły na współczesne podejście do analizy antycyganizmu.</w:t>
       </w:r>
     </w:p>
     <w:p>
@@ -197,7 +197,7 @@
         <w:pStyle w:val="Heading1"/>
       </w:pPr>
       <w:r>
-        <w:t xml:space="preserve">2. Kant: „Cyganie” jako nierozumna rasa</w:t>
+        <w:t xml:space="preserve">Kant: „Cyganie” jako nierozumna rasa</w:t>
       </w:r>
     </w:p>
     <w:p>
@@ -928,7 +928,7 @@
         <w:pStyle w:val="Heading1"/>
       </w:pPr>
       <w:r>
-        <w:t xml:space="preserve">3. Marks: wytwarzanie włóczęgów</w:t>
+        <w:t xml:space="preserve">Marks: wytwarzanie włóczęgów</w:t>
       </w:r>
     </w:p>
     <w:p>
@@ -1585,7 +1585,7 @@
         <w:pStyle w:val="Heading1"/>
       </w:pPr>
       <w:r>
-        <w:t xml:space="preserve">4. „Cyganie” w niemieckim ustawodawstwie policyjnym do XVIII wieku</w:t>
+        <w:t xml:space="preserve">„Cyganie” w niemieckim ustawodawstwie policyjnym do XVIII wieku</w:t>
       </w:r>
     </w:p>
     <w:p>
@@ -1819,7 +1819,7 @@
         <w:pStyle w:val="Heading1"/>
       </w:pPr>
       <w:r>
-        <w:t xml:space="preserve">5. „Cygan” jako kategoria rasowa i społeczna</w:t>
+        <w:t xml:space="preserve">„Cygan” jako kategoria rasowa i społeczna</w:t>
       </w:r>
     </w:p>
     <w:p>
@@ -2582,12 +2582,6 @@
       <w:r>
         <w:t xml:space="preserve"> </w:t>
       </w:r>
-      <w:r>
-        <w:t xml:space="preserve">[tłum. z przekładu angielskiego autorki – przyp. tłum.]</w:t>
-      </w:r>
-      <w:r>
-        <w:t xml:space="preserve"> </w:t>
-      </w:r>
       <w:commentRangeStart w:id="3"/>
       <w:commentRangeEnd w:id="3"/>
       <w:r>
@@ -3117,12 +3111,6 @@
       </w:r>
       <w:r>
         <w:t xml:space="preserve">[@geulen2020]</w:t>
-      </w:r>
-      <w:r>
-        <w:t xml:space="preserve"> </w:t>
-      </w:r>
-      <w:r>
-        <w:t xml:space="preserve">[tłum. z przekładu angielskiego autorki – przyp. tłum.]</w:t>
       </w:r>
       <w:r>
         <w:t xml:space="preserve"> </w:t>
